--- a/docx_templates/jikou/時効援用通知書.docx
+++ b/docx_templates/jikou/時効援用通知書.docx
@@ -12,36 +12,6 @@
         </w:rPr>
         <w:t>{{通知日付}}</w:t>
       </w:r>
-      <w:r>
-        <w:rPr>
-          <w:rFonts w:hint="eastAsia"/>
-        </w:rPr>
-      </w:r>
-      <w:r>
-        <w:rPr>
-          <w:rFonts w:hint="eastAsia"/>
-        </w:rPr>
-      </w:r>
-      <w:r>
-        <w:rPr>
-          <w:rFonts w:hint="eastAsia"/>
-        </w:rPr>
-      </w:r>
-      <w:r>
-        <w:rPr>
-          <w:rFonts w:hint="eastAsia"/>
-        </w:rPr>
-      </w:r>
-      <w:r>
-        <w:rPr>
-          <w:rFonts w:hint="eastAsia"/>
-        </w:rPr>
-      </w:r>
-      <w:r>
-        <w:rPr>
-          <w:rFonts w:hint="eastAsia"/>
-        </w:rPr>
-      </w:r>
     </w:p>
     <w:p>
       <w:pPr>
@@ -63,12 +33,13 @@
         <w:rPr>
           <w:rFonts w:hint="eastAsia"/>
         </w:rPr>
-        <w:t>通知人{{通知人氏名}}</w:t>
-      </w:r>
-      <w:r>
-        <w:rPr>
-          <w:rFonts w:hint="eastAsia"/>
-        </w:rPr>
+        <w:t>通知人</w:t>
+      </w:r>
+      <w:r>
+        <w:rPr>
+          <w:rFonts w:hint="eastAsia"/>
+        </w:rPr>
+        <w:t>{{通知人氏名}}</w:t>
       </w:r>
     </w:p>
     <w:p>
@@ -244,27 +215,31 @@
         <w:rPr>
           <w:rFonts w:hint="eastAsia"/>
         </w:rPr>
-        <w:t>当職は、{{通知人氏名}}氏（以下、「通知人」という。）からの依頼を受け、同人の代理人になった弁護士の大野太郎と申します。</w:t>
-      </w:r>
-      <w:r>
-        <w:rPr>
-          <w:rFonts w:hint="eastAsia"/>
-        </w:rPr>
-      </w:r>
-      <w:r>
-        <w:rPr>
-          <w:rFonts w:hint="eastAsia"/>
-        </w:rPr>
-      </w:r>
-      <w:r>
-        <w:rPr>
-          <w:rFonts w:hint="eastAsia"/>
-        </w:rPr>
-      </w:r>
-      <w:r>
-        <w:rPr>
-          <w:rFonts w:hint="eastAsia"/>
-        </w:rPr>
+        <w:t>当職は、</w:t>
+      </w:r>
+      <w:r>
+        <w:rPr>
+          <w:rFonts w:hint="eastAsia"/>
+        </w:rPr>
+        <w:t>{{通知人氏名}}</w:t>
+      </w:r>
+      <w:r>
+        <w:rPr>
+          <w:rFonts w:hint="eastAsia"/>
+        </w:rPr>
+        <w:t>氏</w:t>
+      </w:r>
+      <w:r>
+        <w:rPr>
+          <w:rFonts w:hint="eastAsia"/>
+        </w:rPr>
+        <w:t>（以下、「通知人」という。）からの依頼を受け、同人の代理人</w:t>
+      </w:r>
+      <w:r>
+        <w:rPr>
+          <w:rFonts w:hint="eastAsia"/>
+        </w:rPr>
+        <w:t>になった弁護士の大野太郎と申します。</w:t>
       </w:r>
     </w:p>
     <w:p>
@@ -570,7 +545,7 @@
           <w:kern w:val="0"/>
           <w:fitText w:val="1050" w:id="2089571585"/>
         </w:rPr>
-        <w:t>ふりがな 　{{ふりがな}}</w:t>
+        <w:t>ふりが</w:t>
       </w:r>
       <w:r>
         <w:rPr>
@@ -578,49 +553,57 @@
           <w:kern w:val="0"/>
           <w:fitText w:val="1050" w:id="2089571585"/>
         </w:rPr>
-      </w:r>
-      <w:r>
-        <w:rPr>
-          <w:rFonts w:hint="eastAsia"/>
-        </w:rPr>
-      </w:r>
-      <w:r>
-        <w:rPr>
-          <w:rFonts w:hint="eastAsia"/>
-        </w:rPr>
-      </w:r>
-      <w:r>
-        <w:rPr>
-          <w:rFonts w:hint="eastAsia"/>
-        </w:rPr>
-      </w:r>
-    </w:p>
-    <w:p>
-      <w:r>
-        <w:rPr>
-          <w:rFonts w:hint="eastAsia"/>
-        </w:rPr>
-        <w:t>債務者氏名　 {{通知人氏名}}</w:t>
-      </w:r>
-      <w:r>
-        <w:rPr>
-          <w:rFonts w:hint="eastAsia"/>
-        </w:rPr>
-      </w:r>
-      <w:r>
-        <w:rPr>
-          <w:rFonts w:hint="eastAsia"/>
-        </w:rPr>
-      </w:r>
-      <w:r>
-        <w:rPr>
-          <w:rFonts w:hint="eastAsia"/>
-        </w:rPr>
-      </w:r>
-      <w:r>
-        <w:rPr>
-          <w:rFonts w:hint="eastAsia"/>
-        </w:rPr>
+        <w:t>な</w:t>
+      </w:r>
+      <w:r>
+        <w:rPr>
+          <w:rFonts w:hint="eastAsia"/>
+        </w:rPr>
+        <w:t xml:space="preserve"> </w:t>
+      </w:r>
+      <w:r>
+        <w:rPr>
+          <w:rFonts w:hint="eastAsia"/>
+        </w:rPr>
+        <w:t xml:space="preserve">　</w:t>
+      </w:r>
+      <w:r>
+        <w:rPr>
+          <w:rFonts w:hint="eastAsia"/>
+        </w:rPr>
+        <w:t>{{ふりがな}}</w:t>
+      </w:r>
+    </w:p>
+    <w:p>
+      <w:r>
+        <w:rPr>
+          <w:rFonts w:hint="eastAsia"/>
+        </w:rPr>
+        <w:t>債務者</w:t>
+      </w:r>
+      <w:r>
+        <w:rPr>
+          <w:rFonts w:hint="eastAsia"/>
+        </w:rPr>
+        <w:t>氏名</w:t>
+      </w:r>
+      <w:r>
+        <w:rPr>
+          <w:rFonts w:hint="eastAsia"/>
+        </w:rPr>
+        <w:t xml:space="preserve">　</w:t>
+      </w:r>
+      <w:r>
+        <w:rPr>
+          <w:rFonts w:hint="eastAsia"/>
+        </w:rPr>
+        <w:t xml:space="preserve"> </w:t>
+      </w:r>
+      <w:r>
+        <w:rPr>
+          <w:rFonts w:hint="eastAsia"/>
+        </w:rPr>
+        <w:t>{{通知人氏名}}</w:t>
       </w:r>
     </w:p>
     <w:p>
@@ -631,7 +614,7 @@
           <w:kern w:val="0"/>
           <w:fitText w:val="1050" w:id="2089571586"/>
         </w:rPr>
-        <w:t>生年月日　 {{生年月日}}</w:t>
+        <w:t>生年月</w:t>
       </w:r>
       <w:r>
         <w:rPr>
@@ -639,174 +622,107 @@
           <w:kern w:val="0"/>
           <w:fitText w:val="1050" w:id="2089571586"/>
         </w:rPr>
-      </w:r>
-      <w:r>
-        <w:rPr>
-          <w:rFonts w:hint="eastAsia"/>
-        </w:rPr>
-      </w:r>
-      <w:r>
-        <w:rPr>
-          <w:rFonts w:hint="eastAsia"/>
-        </w:rPr>
-      </w:r>
-      <w:r>
-        <w:rPr>
-          <w:rFonts w:hint="eastAsia"/>
-        </w:rPr>
-      </w:r>
-      <w:r>
-        <w:rPr>
-          <w:rFonts w:hint="eastAsia"/>
-        </w:rPr>
-      </w:r>
-      <w:r>
-        <w:rPr>
-          <w:rFonts w:hint="eastAsia"/>
-        </w:rPr>
-      </w:r>
-      <w:r>
-        <w:rPr>
-          <w:rFonts w:hint="eastAsia"/>
-        </w:rPr>
-      </w:r>
-      <w:r>
-        <w:rPr>
-          <w:rFonts w:hint="eastAsia"/>
-        </w:rPr>
-      </w:r>
-      <w:r>
-        <w:rPr>
-          <w:rFonts w:hint="eastAsia"/>
-        </w:rPr>
-      </w:r>
-      <w:r>
-        <w:rPr>
-          <w:rFonts w:hint="eastAsia"/>
-        </w:rPr>
-      </w:r>
-      <w:r>
-        <w:rPr>
-          <w:rFonts w:hint="eastAsia"/>
-        </w:rPr>
-      </w:r>
-    </w:p>
-    <w:p>
-      <w:r>
-        <w:rPr>
-          <w:rFonts w:hint="eastAsia"/>
-        </w:rPr>
-        <w:t>住　　　所   {{通知人住所}}</w:t>
-      </w:r>
-      <w:r>
-        <w:rPr>
-          <w:rFonts w:hint="eastAsia"/>
-        </w:rPr>
-      </w:r>
-      <w:r>
-        <w:rPr>
-          <w:rFonts w:hint="eastAsia"/>
-        </w:rPr>
-      </w:r>
-      <w:r>
-        <w:rPr>
-          <w:rFonts w:hint="eastAsia"/>
-        </w:rPr>
-      </w:r>
-      <w:r>
-        <w:rPr>
-          <w:rFonts w:hint="eastAsia"/>
-        </w:rPr>
-      </w:r>
-      <w:r>
-        <w:rPr>
-          <w:rFonts w:hint="eastAsia"/>
-        </w:rPr>
-      </w:r>
-      <w:r/>
-      <w:r>
-        <w:rPr>
-          <w:rFonts w:hint="eastAsia"/>
-        </w:rPr>
-      </w:r>
-      <w:r>
-        <w:rPr>
-          <w:rFonts w:hint="eastAsia"/>
-        </w:rPr>
-      </w:r>
-      <w:r>
-        <w:rPr>
-          <w:rFonts w:hint="eastAsia"/>
-        </w:rPr>
-      </w:r>
-      <w:r>
-        <w:rPr>
-          <w:rFonts w:hint="eastAsia"/>
-        </w:rPr>
-      </w:r>
-      <w:r>
-        <w:rPr>
-          <w:rFonts w:hint="eastAsia"/>
-        </w:rPr>
-      </w:r>
-    </w:p>
-    <w:p>
-      <w:r>
-        <w:rPr>
-          <w:rFonts w:hint="eastAsia"/>
-        </w:rPr>
-        <w:t>旧　住　所   {{旧住所}}</w:t>
-      </w:r>
-      <w:r>
-        <w:rPr>
-          <w:rFonts w:hint="eastAsia"/>
-        </w:rPr>
-      </w:r>
-      <w:r>
-        <w:rPr>
-          <w:rFonts w:hint="eastAsia"/>
-        </w:rPr>
-      </w:r>
-      <w:r>
-        <w:rPr>
-          <w:rFonts w:hint="eastAsia"/>
-        </w:rPr>
-      </w:r>
-      <w:r>
-        <w:rPr>
-          <w:rFonts w:hint="eastAsia"/>
-        </w:rPr>
-      </w:r>
-      <w:r>
-        <w:rPr>
-          <w:rFonts w:hint="eastAsia"/>
-        </w:rPr>
-      </w:r>
-      <w:r/>
-      <w:r>
-        <w:rPr>
-          <w:rFonts w:hint="eastAsia"/>
-        </w:rPr>
-      </w:r>
-      <w:r>
-        <w:rPr>
-          <w:rFonts w:hint="eastAsia"/>
-        </w:rPr>
-      </w:r>
-      <w:r>
-        <w:rPr>
-          <w:rFonts w:hint="eastAsia"/>
-        </w:rPr>
-      </w:r>
-      <w:r>
-        <w:rPr>
-          <w:rFonts w:hint="eastAsia"/>
-        </w:rPr>
-      </w:r>
-      <w:r>
-        <w:rPr>
-          <w:rFonts w:hint="eastAsia"/>
-        </w:rPr>
+        <w:t>日</w:t>
+      </w:r>
+      <w:r>
+        <w:rPr>
+          <w:rFonts w:hint="eastAsia"/>
+        </w:rPr>
+        <w:t xml:space="preserve">　</w:t>
+      </w:r>
+      <w:r>
+        <w:rPr>
+          <w:rFonts w:hint="eastAsia"/>
+        </w:rPr>
+        <w:t xml:space="preserve"> </w:t>
+      </w:r>
+      <w:r>
+        <w:rPr>
+          <w:rFonts w:hint="eastAsia"/>
+        </w:rPr>
+        <w:t>{{生年月日}}</w:t>
+      </w:r>
+    </w:p>
+    <w:p>
+      <w:r>
+        <w:rPr>
+          <w:rFonts w:hint="eastAsia"/>
+        </w:rPr>
+        <w:t>住</w:t>
+      </w:r>
+      <w:r>
+        <w:rPr>
+          <w:rFonts w:hint="eastAsia"/>
+        </w:rPr>
+        <w:t xml:space="preserve">　</w:t>
+      </w:r>
+      <w:r>
+        <w:rPr>
+          <w:rFonts w:hint="eastAsia"/>
+        </w:rPr>
+        <w:t xml:space="preserve">　</w:t>
+      </w:r>
+      <w:r>
+        <w:rPr>
+          <w:rFonts w:hint="eastAsia"/>
+        </w:rPr>
+        <w:t xml:space="preserve">　</w:t>
+      </w:r>
+      <w:r>
+        <w:rPr>
+          <w:rFonts w:hint="eastAsia"/>
+        </w:rPr>
+        <w:t>所</w:t>
+      </w:r>
+      <w:r>
+        <w:rPr>
+          <w:rFonts w:hint="eastAsia"/>
+        </w:rPr>
+        <w:t xml:space="preserve"> </w:t>
+      </w:r>
+      <w:r>
+        <w:t xml:space="preserve"> </w:t>
+      </w:r>
+      <w:r>
+        <w:rPr>
+          <w:rFonts w:hint="eastAsia"/>
+        </w:rPr>
+        <w:t xml:space="preserve"> </w:t>
+      </w:r>
+      <w:r>
+        <w:rPr>
+          <w:rFonts w:hint="eastAsia"/>
+        </w:rPr>
+        <w:t>{{通知人住所}}</w:t>
+      </w:r>
+    </w:p>
+    <w:p>
+      <w:r>
+        <w:rPr>
+          <w:rFonts w:hint="eastAsia"/>
+        </w:rPr>
+        <w:t>旧　住　所</w:t>
+      </w:r>
+      <w:r>
+        <w:rPr>
+          <w:rFonts w:hint="eastAsia"/>
+        </w:rPr>
+        <w:t xml:space="preserve"> </w:t>
+      </w:r>
+      <w:r>
+        <w:t xml:space="preserve"> </w:t>
+      </w:r>
+      <w:r>
+        <w:rPr>
+          <w:rFonts w:hint="eastAsia"/>
+        </w:rPr>
+        <w:t xml:space="preserve"> </w:t>
+      </w:r>
+      <w:r>
+        <w:rPr>
+          <w:rFonts w:hint="eastAsia"/>
+        </w:rPr>
+        <w:t>{{旧住所}}</w:t>
       </w:r>
     </w:p>
     <w:p>
